--- a/01-foundations/notes/03_L9-L11_缩放定律_推理优化.docx
+++ b/01-foundations/notes/03_L9-L11_缩放定律_推理优化.docx
@@ -50,6 +50,7 @@
     </w:p>
     <w:p>
       <w:pPr>
+        <w:pStyle w:val="Heading2"/>
         <w:spacing w:before="200" w:after="80"/>
       </w:pPr>
       <w:r>
@@ -319,6 +320,7 @@
     </w:p>
     <w:p>
       <w:pPr>
+        <w:pStyle w:val="Heading2"/>
         <w:spacing w:before="200" w:after="80"/>
       </w:pPr>
       <w:r>
@@ -334,6 +336,7 @@
     </w:p>
     <w:p>
       <w:pPr>
+        <w:pStyle w:val="Heading3"/>
         <w:spacing w:before="120" w:after="80"/>
       </w:pPr>
       <w:r>
@@ -832,6 +835,7 @@
     </w:p>
     <w:p>
       <w:pPr>
+        <w:pStyle w:val="Heading3"/>
         <w:spacing w:before="120" w:after="80"/>
       </w:pPr>
       <w:r>
@@ -879,6 +883,7 @@
     </w:p>
     <w:p>
       <w:pPr>
+        <w:pStyle w:val="Heading4"/>
         <w:spacing w:before="120" w:after="80"/>
       </w:pPr>
       <w:r>
@@ -886,6 +891,7 @@
           <w:rFonts w:ascii="Times New Roman" w:hAnsi="Times New Roman" w:eastAsia="微软雅黑"/>
           <w:b/>
           <w:i w:val="0"/>
+          <w:color w:val="1F3964"/>
           <w:sz w:val="24"/>
         </w:rPr>
         <w:t>9.1.1 幂律关系</w:t>
@@ -1213,6 +1219,7 @@
     </w:p>
     <w:p>
       <w:pPr>
+        <w:pStyle w:val="Heading4"/>
         <w:spacing w:before="120" w:after="80"/>
       </w:pPr>
       <w:r>
@@ -1220,6 +1227,7 @@
           <w:rFonts w:ascii="Times New Roman" w:hAnsi="Times New Roman" w:eastAsia="微软雅黑"/>
           <w:b/>
           <w:i w:val="0"/>
+          <w:color w:val="1F3964"/>
           <w:sz w:val="24"/>
         </w:rPr>
         <w:t>9.1.2 为什么是幂律？</w:t>
@@ -1583,6 +1591,7 @@
     </w:p>
     <w:p>
       <w:pPr>
+        <w:pStyle w:val="Heading4"/>
         <w:spacing w:before="120" w:after="80"/>
       </w:pPr>
       <w:r>
@@ -1590,6 +1599,7 @@
           <w:rFonts w:ascii="Times New Roman" w:hAnsi="Times New Roman" w:eastAsia="微软雅黑"/>
           <w:b/>
           <w:i w:val="0"/>
+          <w:color w:val="1F3964"/>
           <w:sz w:val="24"/>
         </w:rPr>
         <w:t>9.1.3 数据组成的影响</w:t>
@@ -1859,6 +1869,7 @@
     </w:p>
     <w:p>
       <w:pPr>
+        <w:pStyle w:val="Heading4"/>
         <w:spacing w:before="120" w:after="80"/>
       </w:pPr>
       <w:r>
@@ -1866,6 +1877,7 @@
           <w:rFonts w:ascii="Times New Roman" w:hAnsi="Times New Roman" w:eastAsia="微软雅黑"/>
           <w:b/>
           <w:i w:val="0"/>
+          <w:color w:val="1F3964"/>
           <w:sz w:val="24"/>
         </w:rPr>
         <w:t>9.1.4 数据重复的影响</w:t>
@@ -2084,6 +2096,7 @@
     </w:p>
     <w:p>
       <w:pPr>
+        <w:pStyle w:val="Heading3"/>
         <w:spacing w:before="120" w:after="80"/>
       </w:pPr>
       <w:r>
@@ -2131,6 +2144,7 @@
     </w:p>
     <w:p>
       <w:pPr>
+        <w:pStyle w:val="Heading4"/>
         <w:spacing w:before="120" w:after="80"/>
       </w:pPr>
       <w:r>
@@ -2138,6 +2152,7 @@
           <w:rFonts w:ascii="Times New Roman" w:hAnsi="Times New Roman" w:eastAsia="微软雅黑"/>
           <w:b/>
           <w:i w:val="0"/>
+          <w:color w:val="1F3964"/>
           <w:sz w:val="24"/>
         </w:rPr>
         <w:t>9.2.1 参数缩放定律</w:t>
@@ -2324,6 +2339,7 @@
     </w:p>
     <w:p>
       <w:pPr>
+        <w:pStyle w:val="Heading4"/>
         <w:spacing w:before="120" w:after="80"/>
       </w:pPr>
       <w:r>
@@ -2331,6 +2347,7 @@
           <w:rFonts w:ascii="Times New Roman" w:hAnsi="Times New Roman" w:eastAsia="微软雅黑"/>
           <w:b/>
           <w:i w:val="0"/>
+          <w:color w:val="1F3964"/>
           <w:sz w:val="24"/>
         </w:rPr>
         <w:t>9.2.2 超参数和缩放</w:t>
@@ -3284,6 +3301,7 @@
     </w:p>
     <w:p>
       <w:pPr>
+        <w:pStyle w:val="Heading3"/>
         <w:spacing w:before="120" w:after="80"/>
       </w:pPr>
       <w:r>
@@ -3416,6 +3434,7 @@
     </w:p>
     <w:p>
       <w:pPr>
+        <w:pStyle w:val="Heading4"/>
         <w:spacing w:before="120" w:after="80"/>
       </w:pPr>
       <w:r>
@@ -3423,6 +3442,7 @@
           <w:rFonts w:ascii="Times New Roman" w:hAnsi="Times New Roman" w:eastAsia="微软雅黑"/>
           <w:b/>
           <w:i w:val="0"/>
+          <w:color w:val="1F3964"/>
           <w:sz w:val="24"/>
         </w:rPr>
         <w:t>9.3.1 Kaplan 缩放定律</w:t>
@@ -3558,6 +3578,7 @@
     </w:p>
     <w:p>
       <w:pPr>
+        <w:pStyle w:val="Heading4"/>
         <w:spacing w:before="120" w:after="80"/>
       </w:pPr>
       <w:r>
@@ -3565,6 +3586,7 @@
           <w:rFonts w:ascii="Times New Roman" w:hAnsi="Times New Roman" w:eastAsia="微软雅黑"/>
           <w:b/>
           <w:i w:val="0"/>
+          <w:color w:val="1F3964"/>
           <w:sz w:val="24"/>
         </w:rPr>
         <w:t>9.3.2 Chinchilla 缩放定律</w:t>
@@ -3881,6 +3903,7 @@
     </w:p>
     <w:p>
       <w:pPr>
+        <w:pStyle w:val="Heading4"/>
         <w:spacing w:before="120" w:after="80"/>
       </w:pPr>
       <w:r>
@@ -3888,6 +3911,7 @@
           <w:rFonts w:ascii="Times New Roman" w:hAnsi="Times New Roman" w:eastAsia="微软雅黑"/>
           <w:b/>
           <w:i w:val="0"/>
+          <w:color w:val="1F3964"/>
           <w:sz w:val="24"/>
         </w:rPr>
         <w:t>9.3.3 三种拟合方法</w:t>
@@ -4343,6 +4367,7 @@
     </w:p>
     <w:p>
       <w:pPr>
+        <w:pStyle w:val="Heading4"/>
         <w:spacing w:before="120" w:after="80"/>
       </w:pPr>
       <w:r>
@@ -4350,6 +4375,7 @@
           <w:rFonts w:ascii="Times New Roman" w:hAnsi="Times New Roman" w:eastAsia="微软雅黑"/>
           <w:b/>
           <w:i w:val="0"/>
+          <w:color w:val="1F3964"/>
           <w:sz w:val="24"/>
         </w:rPr>
         <w:t>9.3.4 训练最优 ≠ 推理最优</w:t>
@@ -4832,6 +4858,7 @@
     </w:p>
     <w:p>
       <w:pPr>
+        <w:pStyle w:val="Heading3"/>
         <w:spacing w:before="120" w:after="80"/>
       </w:pPr>
       <w:r>
@@ -4861,6 +4888,7 @@
     </w:p>
     <w:p>
       <w:pPr>
+        <w:pStyle w:val="Heading4"/>
         <w:spacing w:before="120" w:after="80"/>
       </w:pPr>
       <w:r>
@@ -4868,6 +4896,7 @@
           <w:rFonts w:ascii="Times New Roman" w:hAnsi="Times New Roman" w:eastAsia="微软雅黑"/>
           <w:b/>
           <w:i w:val="0"/>
+          <w:color w:val="1F3964"/>
           <w:sz w:val="24"/>
         </w:rPr>
         <w:t>9.4.1 超参数调优</w:t>
@@ -5090,6 +5119,7 @@
     </w:p>
     <w:p>
       <w:pPr>
+        <w:pStyle w:val="Heading4"/>
         <w:spacing w:before="120" w:after="80"/>
       </w:pPr>
       <w:r>
@@ -5097,6 +5127,7 @@
           <w:rFonts w:ascii="Times New Roman" w:hAnsi="Times New Roman" w:eastAsia="微软雅黑"/>
           <w:b/>
           <w:i w:val="0"/>
+          <w:color w:val="1F3964"/>
           <w:sz w:val="24"/>
         </w:rPr>
         <w:t>9.4.2 资源分配</w:t>
@@ -5203,6 +5234,7 @@
     </w:p>
     <w:p>
       <w:pPr>
+        <w:pStyle w:val="Heading4"/>
         <w:spacing w:before="120" w:after="80"/>
       </w:pPr>
       <w:r>
@@ -5210,6 +5242,7 @@
           <w:rFonts w:ascii="Times New Roman" w:hAnsi="Times New Roman" w:eastAsia="微软雅黑"/>
           <w:b/>
           <w:i w:val="0"/>
+          <w:color w:val="1F3964"/>
           <w:sz w:val="24"/>
         </w:rPr>
         <w:t>9.4.3 预测未来</w:t>
@@ -5377,6 +5410,7 @@
     </w:p>
     <w:p>
       <w:pPr>
+        <w:pStyle w:val="Heading3"/>
         <w:spacing w:before="120" w:after="80"/>
       </w:pPr>
       <w:r>
@@ -5774,6 +5808,7 @@
     </w:p>
     <w:p>
       <w:pPr>
+        <w:pStyle w:val="Heading3"/>
         <w:spacing w:before="120" w:after="80"/>
       </w:pPr>
       <w:r>
@@ -6171,6 +6206,7 @@
     </w:p>
     <w:p>
       <w:pPr>
+        <w:pStyle w:val="Heading3"/>
         <w:spacing w:before="120" w:after="80"/>
       </w:pPr>
       <w:r>
@@ -6468,6 +6504,7 @@
     </w:p>
     <w:p>
       <w:pPr>
+        <w:pStyle w:val="Heading2"/>
         <w:spacing w:before="200" w:after="80"/>
       </w:pPr>
       <w:r>
@@ -6483,6 +6520,7 @@
     </w:p>
     <w:p>
       <w:pPr>
+        <w:pStyle w:val="Heading3"/>
         <w:spacing w:before="120" w:after="80"/>
       </w:pPr>
       <w:r>
@@ -7389,6 +7427,7 @@
     </w:p>
     <w:p>
       <w:pPr>
+        <w:pStyle w:val="Heading3"/>
         <w:spacing w:before="120" w:after="80"/>
       </w:pPr>
       <w:r>
@@ -7418,6 +7457,7 @@
     </w:p>
     <w:p>
       <w:pPr>
+        <w:pStyle w:val="Heading4"/>
         <w:spacing w:before="120" w:after="80"/>
       </w:pPr>
       <w:r>
@@ -7425,6 +7465,7 @@
           <w:rFonts w:ascii="Times New Roman" w:hAnsi="Times New Roman" w:eastAsia="微软雅黑"/>
           <w:b/>
           <w:i w:val="0"/>
+          <w:color w:val="1F3964"/>
           <w:sz w:val="24"/>
         </w:rPr>
         <w:t>10.1.1 训练 vs 推理</w:t>
@@ -7930,6 +7971,7 @@
     </w:p>
     <w:p>
       <w:pPr>
+        <w:pStyle w:val="Heading4"/>
         <w:spacing w:before="120" w:after="80"/>
       </w:pPr>
       <w:r>
@@ -7937,6 +7979,7 @@
           <w:rFonts w:ascii="Times New Roman" w:hAnsi="Times New Roman" w:eastAsia="微软雅黑"/>
           <w:b/>
           <w:i w:val="0"/>
+          <w:color w:val="1F3964"/>
           <w:sz w:val="24"/>
         </w:rPr>
         <w:t>10.1.2 朴素推理的问题</w:t>
@@ -8142,6 +8185,7 @@
     </w:p>
     <w:p>
       <w:pPr>
+        <w:pStyle w:val="Heading3"/>
         <w:spacing w:before="120" w:after="80"/>
       </w:pPr>
       <w:r>
@@ -8157,6 +8201,7 @@
     </w:p>
     <w:p>
       <w:pPr>
+        <w:pStyle w:val="Heading4"/>
         <w:spacing w:before="120" w:after="80"/>
       </w:pPr>
       <w:r>
@@ -8164,6 +8209,7 @@
           <w:rFonts w:ascii="Times New Roman" w:hAnsi="Times New Roman" w:eastAsia="微软雅黑"/>
           <w:b/>
           <w:i w:val="0"/>
+          <w:color w:val="1F3964"/>
           <w:sz w:val="24"/>
         </w:rPr>
         <w:t>10.2.1 什么是 KV Cache？</w:t>
@@ -8563,6 +8609,7 @@
     </w:p>
     <w:p>
       <w:pPr>
+        <w:pStyle w:val="Heading4"/>
         <w:spacing w:before="120" w:after="80"/>
       </w:pPr>
       <w:r>
@@ -8570,6 +8617,7 @@
           <w:rFonts w:ascii="Times New Roman" w:hAnsi="Times New Roman" w:eastAsia="微软雅黑"/>
           <w:b/>
           <w:i w:val="0"/>
+          <w:color w:val="1F3964"/>
           <w:sz w:val="24"/>
         </w:rPr>
         <w:t>10.2.2 KV Cache 有多大？</w:t>
@@ -9015,6 +9063,7 @@
     </w:p>
     <w:p>
       <w:pPr>
+        <w:pStyle w:val="Heading4"/>
         <w:spacing w:before="120" w:after="80"/>
       </w:pPr>
       <w:r>
@@ -9022,6 +9071,7 @@
           <w:rFonts w:ascii="Times New Roman" w:hAnsi="Times New Roman" w:eastAsia="微软雅黑"/>
           <w:b/>
           <w:i w:val="0"/>
+          <w:color w:val="1F3964"/>
           <w:sz w:val="24"/>
         </w:rPr>
         <w:t>10.2.3 Prefill 和 Decode</w:t>
@@ -9321,6 +9371,7 @@
     </w:p>
     <w:p>
       <w:pPr>
+        <w:pStyle w:val="Heading3"/>
         <w:spacing w:before="120" w:after="80"/>
       </w:pPr>
       <w:r>
@@ -9382,6 +9433,7 @@
     </w:p>
     <w:p>
       <w:pPr>
+        <w:pStyle w:val="Heading4"/>
         <w:spacing w:before="120" w:after="80"/>
       </w:pPr>
       <w:r>
@@ -9389,6 +9441,7 @@
           <w:rFonts w:ascii="Times New Roman" w:hAnsi="Times New Roman" w:eastAsia="微软雅黑"/>
           <w:b/>
           <w:i w:val="0"/>
+          <w:color w:val="1F3964"/>
           <w:sz w:val="24"/>
         </w:rPr>
         <w:t>10.3.1 减少 KV Cache 的大小</w:t>
@@ -9801,6 +9854,7 @@
     </w:p>
     <w:p>
       <w:pPr>
+        <w:pStyle w:val="Heading4"/>
         <w:spacing w:before="120" w:after="80"/>
       </w:pPr>
       <w:r>
@@ -9808,6 +9862,7 @@
           <w:rFonts w:ascii="Times New Roman" w:hAnsi="Times New Roman" w:eastAsia="微软雅黑"/>
           <w:b/>
           <w:i w:val="0"/>
+          <w:color w:val="1F3964"/>
           <w:sz w:val="24"/>
         </w:rPr>
         <w:t>10.3.2 量化（Quantization）</w:t>
@@ -10410,6 +10465,7 @@
     </w:p>
     <w:p>
       <w:pPr>
+        <w:pStyle w:val="Heading4"/>
         <w:spacing w:before="120" w:after="80"/>
       </w:pPr>
       <w:r>
@@ -10417,6 +10473,7 @@
           <w:rFonts w:ascii="Times New Roman" w:hAnsi="Times New Roman" w:eastAsia="微软雅黑"/>
           <w:b/>
           <w:i w:val="0"/>
+          <w:color w:val="1F3964"/>
           <w:sz w:val="24"/>
         </w:rPr>
         <w:t>10.3.3 剪枝和蒸馏</w:t>
@@ -10746,6 +10803,7 @@
     </w:p>
     <w:p>
       <w:pPr>
+        <w:pStyle w:val="Heading3"/>
         <w:spacing w:before="120" w:after="80"/>
       </w:pPr>
       <w:r>
@@ -10807,6 +10865,7 @@
     </w:p>
     <w:p>
       <w:pPr>
+        <w:pStyle w:val="Heading4"/>
         <w:spacing w:before="120" w:after="80"/>
       </w:pPr>
       <w:r>
@@ -10814,6 +10873,7 @@
           <w:rFonts w:ascii="Times New Roman" w:hAnsi="Times New Roman" w:eastAsia="微软雅黑"/>
           <w:b/>
           <w:i w:val="0"/>
+          <w:color w:val="1F3964"/>
           <w:sz w:val="24"/>
         </w:rPr>
         <w:t>10.4.1 什么是投机采样？</w:t>
@@ -11127,6 +11187,7 @@
     </w:p>
     <w:p>
       <w:pPr>
+        <w:pStyle w:val="Heading4"/>
         <w:spacing w:before="120" w:after="80"/>
       </w:pPr>
       <w:r>
@@ -11134,6 +11195,7 @@
           <w:rFonts w:ascii="Times New Roman" w:hAnsi="Times New Roman" w:eastAsia="微软雅黑"/>
           <w:b/>
           <w:i w:val="0"/>
+          <w:color w:val="1F3964"/>
           <w:sz w:val="24"/>
         </w:rPr>
         <w:t>10.4.2 为什么是无损的？</w:t>
@@ -11215,6 +11277,7 @@
     </w:p>
     <w:p>
       <w:pPr>
+        <w:pStyle w:val="Heading4"/>
         <w:spacing w:before="120" w:after="80"/>
       </w:pPr>
       <w:r>
@@ -11222,6 +11285,7 @@
           <w:rFonts w:ascii="Times New Roman" w:hAnsi="Times New Roman" w:eastAsia="微软雅黑"/>
           <w:b/>
           <w:i w:val="0"/>
+          <w:color w:val="1F3964"/>
           <w:sz w:val="24"/>
         </w:rPr>
         <w:t>10.4.3 能加速多少？</w:t>
@@ -11475,6 +11539,7 @@
     </w:p>
     <w:p>
       <w:pPr>
+        <w:pStyle w:val="Heading3"/>
         <w:spacing w:before="120" w:after="80"/>
       </w:pPr>
       <w:r>
@@ -11646,6 +11711,7 @@
     </w:p>
     <w:p>
       <w:pPr>
+        <w:pStyle w:val="Heading4"/>
         <w:spacing w:before="120" w:after="80"/>
       </w:pPr>
       <w:r>
@@ -11653,6 +11719,7 @@
           <w:rFonts w:ascii="Times New Roman" w:hAnsi="Times New Roman" w:eastAsia="微软雅黑"/>
           <w:b/>
           <w:i w:val="0"/>
+          <w:color w:val="1F3964"/>
           <w:sz w:val="24"/>
         </w:rPr>
         <w:t>10.5.1 连续批处理（Continuous Batching）</w:t>
@@ -11954,6 +12021,7 @@
     </w:p>
     <w:p>
       <w:pPr>
+        <w:pStyle w:val="Heading4"/>
         <w:spacing w:before="120" w:after="80"/>
       </w:pPr>
       <w:r>
@@ -11961,6 +12029,7 @@
           <w:rFonts w:ascii="Times New Roman" w:hAnsi="Times New Roman" w:eastAsia="微软雅黑"/>
           <w:b/>
           <w:i w:val="0"/>
+          <w:color w:val="1F3964"/>
           <w:sz w:val="24"/>
         </w:rPr>
         <w:t>10.5.2 PagedAttention：KV Cache 的"虚拟内存"</w:t>
@@ -12368,6 +12437,7 @@
     </w:p>
     <w:p>
       <w:pPr>
+        <w:pStyle w:val="Heading4"/>
         <w:spacing w:before="120" w:after="80"/>
       </w:pPr>
       <w:r>
@@ -12375,6 +12445,7 @@
           <w:rFonts w:ascii="Times New Roman" w:hAnsi="Times New Roman" w:eastAsia="微软雅黑"/>
           <w:b/>
           <w:i w:val="0"/>
+          <w:color w:val="1F3964"/>
           <w:sz w:val="24"/>
         </w:rPr>
         <w:t>10.5.3 RadixAttention：前缀缓存</w:t>
@@ -12714,6 +12785,7 @@
     </w:p>
     <w:p>
       <w:pPr>
+        <w:pStyle w:val="Heading3"/>
         <w:spacing w:before="120" w:after="80"/>
       </w:pPr>
       <w:r>
@@ -13059,6 +13131,7 @@
     </w:p>
     <w:p>
       <w:pPr>
+        <w:pStyle w:val="Heading3"/>
         <w:spacing w:before="120" w:after="80"/>
       </w:pPr>
       <w:r>
@@ -13532,6 +13605,7 @@
     </w:p>
     <w:p>
       <w:pPr>
+        <w:pStyle w:val="Heading3"/>
         <w:spacing w:before="120" w:after="80"/>
       </w:pPr>
       <w:r>
@@ -14118,6 +14192,7 @@
     </w:p>
     <w:p>
       <w:pPr>
+        <w:pStyle w:val="Heading3"/>
         <w:spacing w:before="120" w:after="80"/>
       </w:pPr>
       <w:r>
@@ -14439,6 +14514,7 @@
     </w:p>
     <w:p>
       <w:pPr>
+        <w:pStyle w:val="Heading2"/>
         <w:spacing w:before="200" w:after="80"/>
       </w:pPr>
       <w:r>
@@ -14454,6 +14530,7 @@
     </w:p>
     <w:p>
       <w:pPr>
+        <w:pStyle w:val="Heading3"/>
         <w:spacing w:before="120" w:after="80"/>
       </w:pPr>
       <w:r>
@@ -14748,6 +14825,7 @@
     </w:p>
     <w:p>
       <w:pPr>
+        <w:pStyle w:val="Heading3"/>
         <w:spacing w:before="120" w:after="80"/>
       </w:pPr>
       <w:r>
@@ -14841,6 +14919,7 @@
     </w:p>
     <w:p>
       <w:pPr>
+        <w:pStyle w:val="Heading4"/>
         <w:spacing w:before="120" w:after="80"/>
       </w:pPr>
       <w:r>
@@ -14848,6 +14927,7 @@
           <w:rFonts w:ascii="Times New Roman" w:hAnsi="Times New Roman" w:eastAsia="微软雅黑"/>
           <w:b/>
           <w:i w:val="0"/>
+          <w:color w:val="1F3964"/>
           <w:sz w:val="24"/>
         </w:rPr>
         <w:t>11.1.1 什么是 muP？</w:t>
@@ -15129,6 +15209,7 @@
     </w:p>
     <w:p>
       <w:pPr>
+        <w:pStyle w:val="Heading4"/>
         <w:spacing w:before="120" w:after="80"/>
       </w:pPr>
       <w:r>
@@ -15136,6 +15217,7 @@
           <w:rFonts w:ascii="Times New Roman" w:hAnsi="Times New Roman" w:eastAsia="微软雅黑"/>
           <w:b/>
           <w:i w:val="0"/>
+          <w:color w:val="1F3964"/>
           <w:sz w:val="24"/>
         </w:rPr>
         <w:t>11.1.2 MiniCPM 的缩放策略</w:t>
@@ -15357,6 +15439,7 @@
     </w:p>
     <w:p>
       <w:pPr>
+        <w:pStyle w:val="Heading4"/>
         <w:spacing w:before="120" w:after="80"/>
       </w:pPr>
       <w:r>
@@ -15364,6 +15447,7 @@
           <w:rFonts w:ascii="Times New Roman" w:hAnsi="Times New Roman" w:eastAsia="微软雅黑"/>
           <w:b/>
           <w:i w:val="0"/>
+          <w:color w:val="1F3964"/>
           <w:sz w:val="24"/>
         </w:rPr>
         <w:t>11.1.3 WSD 学习率：让缩放分析更便宜</w:t>
@@ -15754,6 +15838,7 @@
     </w:p>
     <w:p>
       <w:pPr>
+        <w:pStyle w:val="Heading4"/>
         <w:spacing w:before="120" w:after="80"/>
       </w:pPr>
       <w:r>
@@ -15761,6 +15846,7 @@
           <w:rFonts w:ascii="Times New Roman" w:hAnsi="Times New Roman" w:eastAsia="微软雅黑"/>
           <w:b/>
           <w:i w:val="0"/>
+          <w:color w:val="1F3964"/>
           <w:sz w:val="24"/>
         </w:rPr>
         <w:t>11.1.4 MiniCPM 的发现</w:t>
@@ -15895,6 +15981,7 @@
     </w:p>
     <w:p>
       <w:pPr>
+        <w:pStyle w:val="Heading3"/>
         <w:spacing w:before="120" w:after="80"/>
       </w:pPr>
       <w:r>
@@ -15988,6 +16075,7 @@
     </w:p>
     <w:p>
       <w:pPr>
+        <w:pStyle w:val="Heading4"/>
         <w:spacing w:before="120" w:after="80"/>
       </w:pPr>
       <w:r>
@@ -15995,6 +16083,7 @@
           <w:rFonts w:ascii="Times New Roman" w:hAnsi="Times New Roman" w:eastAsia="微软雅黑"/>
           <w:b/>
           <w:i w:val="0"/>
+          <w:color w:val="1F3964"/>
           <w:sz w:val="24"/>
         </w:rPr>
         <w:t>11.2.1 DeepSeek 的缩放策略</w:t>
@@ -16238,6 +16327,7 @@
     </w:p>
     <w:p>
       <w:pPr>
+        <w:pStyle w:val="Heading4"/>
         <w:spacing w:before="120" w:after="80"/>
       </w:pPr>
       <w:r>
@@ -16245,6 +16335,7 @@
           <w:rFonts w:ascii="Times New Roman" w:hAnsi="Times New Roman" w:eastAsia="微软雅黑"/>
           <w:b/>
           <w:i w:val="0"/>
+          <w:color w:val="1F3964"/>
           <w:sz w:val="24"/>
         </w:rPr>
         <w:t>11.2.2 DeepSeek 的发现</w:t>
@@ -16412,6 +16503,7 @@
     </w:p>
     <w:p>
       <w:pPr>
+        <w:pStyle w:val="Heading3"/>
         <w:spacing w:before="120" w:after="80"/>
       </w:pPr>
       <w:r>
@@ -16441,6 +16533,7 @@
     </w:p>
     <w:p>
       <w:pPr>
+        <w:pStyle w:val="Heading4"/>
         <w:spacing w:before="120" w:after="80"/>
       </w:pPr>
       <w:r>
@@ -16448,6 +16541,7 @@
           <w:rFonts w:ascii="Times New Roman" w:hAnsi="Times New Roman" w:eastAsia="微软雅黑"/>
           <w:b/>
           <w:i w:val="0"/>
+          <w:color w:val="1F3964"/>
           <w:sz w:val="24"/>
         </w:rPr>
         <w:t>11.3.1 Qwen 系列</w:t>
@@ -16497,6 +16591,7 @@
     </w:p>
     <w:p>
       <w:pPr>
+        <w:pStyle w:val="Heading4"/>
         <w:spacing w:before="120" w:after="80"/>
       </w:pPr>
       <w:r>
@@ -16504,6 +16599,7 @@
           <w:rFonts w:ascii="Times New Roman" w:hAnsi="Times New Roman" w:eastAsia="微软雅黑"/>
           <w:b/>
           <w:i w:val="0"/>
+          <w:color w:val="1F3964"/>
           <w:sz w:val="24"/>
         </w:rPr>
         <w:t>11.3.2 LLaMA 3</w:t>
@@ -16539,6 +16635,7 @@
     </w:p>
     <w:p>
       <w:pPr>
+        <w:pStyle w:val="Heading4"/>
         <w:spacing w:before="120" w:after="80"/>
       </w:pPr>
       <w:r>
@@ -16546,6 +16643,7 @@
           <w:rFonts w:ascii="Times New Roman" w:hAnsi="Times New Roman" w:eastAsia="微软雅黑"/>
           <w:b/>
           <w:i w:val="0"/>
+          <w:color w:val="1F3964"/>
           <w:sz w:val="24"/>
         </w:rPr>
         <w:t>11.3.3 Kimi K2</w:t>
@@ -16581,6 +16679,7 @@
     </w:p>
     <w:p>
       <w:pPr>
+        <w:pStyle w:val="Heading4"/>
         <w:spacing w:before="120" w:after="80"/>
       </w:pPr>
       <w:r>
@@ -16588,6 +16687,7 @@
           <w:rFonts w:ascii="Times New Roman" w:hAnsi="Times New Roman" w:eastAsia="微软雅黑"/>
           <w:b/>
           <w:i w:val="0"/>
+          <w:color w:val="1F3964"/>
           <w:sz w:val="24"/>
         </w:rPr>
         <w:t>11.3.4 Hunyuan</w:t>
@@ -16793,6 +16893,7 @@
     </w:p>
     <w:p>
       <w:pPr>
+        <w:pStyle w:val="Heading3"/>
         <w:spacing w:before="120" w:after="80"/>
       </w:pPr>
       <w:r>
@@ -16840,6 +16941,7 @@
     </w:p>
     <w:p>
       <w:pPr>
+        <w:pStyle w:val="Heading4"/>
         <w:spacing w:before="120" w:after="80"/>
       </w:pPr>
       <w:r>
@@ -16847,6 +16949,7 @@
           <w:rFonts w:ascii="Times New Roman" w:hAnsi="Times New Roman" w:eastAsia="微软雅黑"/>
           <w:b/>
           <w:i w:val="0"/>
+          <w:color w:val="1F3964"/>
           <w:sz w:val="24"/>
         </w:rPr>
         <w:t>11.4.1 优化器的选择</w:t>
@@ -17036,6 +17139,7 @@
     </w:p>
     <w:p>
       <w:pPr>
+        <w:pStyle w:val="Heading4"/>
         <w:spacing w:before="120" w:after="80"/>
       </w:pPr>
       <w:r>
@@ -17043,6 +17147,7 @@
           <w:rFonts w:ascii="Times New Roman" w:hAnsi="Times New Roman" w:eastAsia="微软雅黑"/>
           <w:b/>
           <w:i w:val="0"/>
+          <w:color w:val="1F3964"/>
           <w:sz w:val="24"/>
         </w:rPr>
         <w:t>11.4.2 Muon 优化器</w:t>
@@ -17334,6 +17439,7 @@
     </w:p>
     <w:p>
       <w:pPr>
+        <w:pStyle w:val="Heading3"/>
         <w:spacing w:before="120" w:after="80"/>
       </w:pPr>
       <w:r>
@@ -17377,6 +17483,7 @@
     </w:p>
     <w:p>
       <w:pPr>
+        <w:pStyle w:val="Heading4"/>
         <w:spacing w:before="120" w:after="80"/>
       </w:pPr>
       <w:r>
@@ -17384,6 +17491,7 @@
           <w:rFonts w:ascii="Times New Roman" w:hAnsi="Times New Roman" w:eastAsia="微软雅黑"/>
           <w:b/>
           <w:i w:val="0"/>
+          <w:color w:val="1F3964"/>
           <w:sz w:val="24"/>
         </w:rPr>
         <w:t>11.5.1 muP 的两个条件</w:t>
@@ -17543,6 +17651,7 @@
     </w:p>
     <w:p>
       <w:pPr>
+        <w:pStyle w:val="Heading4"/>
         <w:spacing w:before="120" w:after="80"/>
       </w:pPr>
       <w:r>
@@ -17550,6 +17659,7 @@
           <w:rFonts w:ascii="Times New Roman" w:hAnsi="Times New Roman" w:eastAsia="微软雅黑"/>
           <w:b/>
           <w:i w:val="0"/>
+          <w:color w:val="1F3964"/>
           <w:sz w:val="24"/>
         </w:rPr>
         <w:t>11.5.2 怎么实现？</w:t>
@@ -17698,6 +17808,7 @@
     </w:p>
     <w:p>
       <w:pPr>
+        <w:pStyle w:val="Heading4"/>
         <w:spacing w:before="120" w:after="80"/>
       </w:pPr>
       <w:r>
@@ -17705,6 +17816,7 @@
           <w:rFonts w:ascii="Times New Roman" w:hAnsi="Times New Roman" w:eastAsia="微软雅黑"/>
           <w:b/>
           <w:i w:val="0"/>
+          <w:color w:val="1F3964"/>
           <w:sz w:val="24"/>
         </w:rPr>
         <w:t>11.5.3 muP 好用吗？</w:t>
@@ -18050,6 +18162,7 @@
     </w:p>
     <w:p>
       <w:pPr>
+        <w:pStyle w:val="Heading3"/>
         <w:spacing w:before="120" w:after="80"/>
       </w:pPr>
       <w:r>
@@ -18079,6 +18192,7 @@
     </w:p>
     <w:p>
       <w:pPr>
+        <w:pStyle w:val="Heading4"/>
         <w:spacing w:before="120" w:after="80"/>
       </w:pPr>
       <w:r>
@@ -18086,6 +18200,7 @@
           <w:rFonts w:ascii="Times New Roman" w:hAnsi="Times New Roman" w:eastAsia="微软雅黑"/>
           <w:b/>
           <w:i w:val="0"/>
+          <w:color w:val="1F3964"/>
           <w:sz w:val="24"/>
         </w:rPr>
         <w:t>11.6.1 缩放分析的一般流程</w:t>
@@ -18272,6 +18387,7 @@
     </w:p>
     <w:p>
       <w:pPr>
+        <w:pStyle w:val="Heading4"/>
         <w:spacing w:before="120" w:after="80"/>
       </w:pPr>
       <w:r>
@@ -18279,6 +18395,7 @@
           <w:rFonts w:ascii="Times New Roman" w:hAnsi="Times New Roman" w:eastAsia="微软雅黑"/>
           <w:b/>
           <w:i w:val="0"/>
+          <w:color w:val="1F3964"/>
           <w:sz w:val="24"/>
         </w:rPr>
         <w:t>11.6.2 降低成本的技巧</w:t>
@@ -18432,6 +18549,7 @@
     </w:p>
     <w:p>
       <w:pPr>
+        <w:pStyle w:val="Heading4"/>
         <w:spacing w:before="120" w:after="80"/>
       </w:pPr>
       <w:r>
@@ -18439,6 +18557,7 @@
           <w:rFonts w:ascii="Times New Roman" w:hAnsi="Times New Roman" w:eastAsia="微软雅黑"/>
           <w:b/>
           <w:i w:val="0"/>
+          <w:color w:val="1F3964"/>
           <w:sz w:val="24"/>
         </w:rPr>
         <w:t>11.6.3 常见的坑</w:t>
@@ -18856,6 +18975,7 @@
     </w:p>
     <w:p>
       <w:pPr>
+        <w:pStyle w:val="Heading3"/>
         <w:spacing w:before="120" w:after="80"/>
       </w:pPr>
       <w:r>
@@ -19205,6 +19325,7 @@
     </w:p>
     <w:p>
       <w:pPr>
+        <w:pStyle w:val="Heading3"/>
         <w:spacing w:before="120" w:after="80"/>
       </w:pPr>
       <w:r>
@@ -19584,6 +19705,7 @@
     </w:p>
     <w:p>
       <w:pPr>
+        <w:pStyle w:val="Heading3"/>
         <w:spacing w:before="120" w:after="80"/>
       </w:pPr>
       <w:r>
@@ -19852,6 +19974,7 @@
     </w:p>
     <w:p>
       <w:pPr>
+        <w:pStyle w:val="Heading2"/>
         <w:spacing w:before="200" w:after="80"/>
       </w:pPr>
       <w:r>
@@ -20701,7 +20824,7 @@
       <w:outlineLvl w:val="0"/>
     </w:pPr>
     <w:rPr>
-      <w:rFonts w:asciiTheme="majorHAnsi" w:eastAsiaTheme="majorEastAsia" w:hAnsiTheme="majorHAnsi" w:cstheme="majorBidi"/>
+      <w:rFonts w:asciiTheme="majorHAnsi" w:eastAsiaTheme="majorEastAsia" w:hAnsiTheme="majorHAnsi" w:cstheme="majorBidi" w:eastAsia="微软雅黑"/>
       <w:b/>
       <w:bCs/>
       <w:color w:val="365F91" w:themeColor="accent1" w:themeShade="BF"/>
@@ -20725,7 +20848,7 @@
       <w:outlineLvl w:val="1"/>
     </w:pPr>
     <w:rPr>
-      <w:rFonts w:asciiTheme="majorHAnsi" w:eastAsiaTheme="majorEastAsia" w:hAnsiTheme="majorHAnsi" w:cstheme="majorBidi"/>
+      <w:rFonts w:asciiTheme="majorHAnsi" w:eastAsiaTheme="majorEastAsia" w:hAnsiTheme="majorHAnsi" w:cstheme="majorBidi" w:eastAsia="微软雅黑"/>
       <w:b/>
       <w:bCs/>
       <w:color w:val="4F81BD" w:themeColor="accent1"/>
@@ -20749,7 +20872,7 @@
       <w:outlineLvl w:val="2"/>
     </w:pPr>
     <w:rPr>
-      <w:rFonts w:asciiTheme="majorHAnsi" w:eastAsiaTheme="majorEastAsia" w:hAnsiTheme="majorHAnsi" w:cstheme="majorBidi"/>
+      <w:rFonts w:asciiTheme="majorHAnsi" w:eastAsiaTheme="majorEastAsia" w:hAnsiTheme="majorHAnsi" w:cstheme="majorBidi" w:eastAsia="微软雅黑"/>
       <w:b/>
       <w:bCs/>
       <w:color w:val="4F81BD" w:themeColor="accent1"/>
@@ -20772,7 +20895,7 @@
       <w:outlineLvl w:val="3"/>
     </w:pPr>
     <w:rPr>
-      <w:rFonts w:asciiTheme="majorHAnsi" w:eastAsiaTheme="majorEastAsia" w:hAnsiTheme="majorHAnsi" w:cstheme="majorBidi"/>
+      <w:rFonts w:asciiTheme="majorHAnsi" w:eastAsiaTheme="majorEastAsia" w:hAnsiTheme="majorHAnsi" w:cstheme="majorBidi" w:eastAsia="微软雅黑"/>
       <w:b/>
       <w:bCs/>
       <w:i/>
@@ -20797,7 +20920,7 @@
       <w:outlineLvl w:val="4"/>
     </w:pPr>
     <w:rPr>
-      <w:rFonts w:asciiTheme="majorHAnsi" w:eastAsiaTheme="majorEastAsia" w:hAnsiTheme="majorHAnsi" w:cstheme="majorBidi"/>
+      <w:rFonts w:asciiTheme="majorHAnsi" w:eastAsiaTheme="majorEastAsia" w:hAnsiTheme="majorHAnsi" w:cstheme="majorBidi" w:eastAsia="微软雅黑"/>
       <w:color w:val="243F60" w:themeColor="accent1" w:themeShade="7F"/>
     </w:rPr>
   </w:style>
@@ -20818,7 +20941,7 @@
       <w:outlineLvl w:val="5"/>
     </w:pPr>
     <w:rPr>
-      <w:rFonts w:asciiTheme="majorHAnsi" w:eastAsiaTheme="majorEastAsia" w:hAnsiTheme="majorHAnsi" w:cstheme="majorBidi"/>
+      <w:rFonts w:asciiTheme="majorHAnsi" w:eastAsiaTheme="majorEastAsia" w:hAnsiTheme="majorHAnsi" w:cstheme="majorBidi" w:eastAsia="微软雅黑"/>
       <w:i/>
       <w:iCs/>
       <w:color w:val="243F60" w:themeColor="accent1" w:themeShade="7F"/>

--- a/01-foundations/notes/03_L9-L11_缩放定律_推理优化.docx
+++ b/01-foundations/notes/03_L9-L11_缩放定律_推理优化.docx
@@ -58,7 +58,7 @@
           <w:rFonts w:ascii="Times New Roman" w:hAnsi="Times New Roman" w:eastAsia="微软雅黑"/>
           <w:b/>
           <w:i w:val="0"/>
-          <w:color w:val="1F3964"/>
+          <w:color w:val="4E7EBA"/>
           <w:sz w:val="32"/>
         </w:rPr>
         <w:t>写在前面：这三讲学什么？</w:t>
@@ -328,7 +328,7 @@
           <w:rFonts w:ascii="Times New Roman" w:hAnsi="Times New Roman" w:eastAsia="微软雅黑"/>
           <w:b/>
           <w:i w:val="0"/>
-          <w:color w:val="1F3964"/>
+          <w:color w:val="4E7EBA"/>
           <w:sz w:val="32"/>
         </w:rPr>
         <w:t>第九讲：Scaling Laws 基础 — 大模型的"缩放定律"</w:t>
@@ -344,7 +344,7 @@
           <w:rFonts w:ascii="Times New Roman" w:hAnsi="Times New Roman" w:eastAsia="微软雅黑"/>
           <w:b/>
           <w:i w:val="0"/>
-          <w:color w:val="1F3964"/>
+          <w:color w:val="4E7EBA"/>
           <w:sz w:val="27"/>
         </w:rPr>
         <w:t>9.0 前置知识：什么是 Scaling Laws？</w:t>
@@ -843,7 +843,7 @@
           <w:rFonts w:ascii="Times New Roman" w:hAnsi="Times New Roman" w:eastAsia="微软雅黑"/>
           <w:b/>
           <w:i w:val="0"/>
-          <w:color w:val="1F3964"/>
+          <w:color w:val="4E7EBA"/>
           <w:sz w:val="27"/>
         </w:rPr>
         <w:t>9.1 数据缩放定律：数据越多，模型越好？</w:t>
@@ -891,7 +891,7 @@
           <w:rFonts w:ascii="Times New Roman" w:hAnsi="Times New Roman" w:eastAsia="微软雅黑"/>
           <w:b/>
           <w:i w:val="0"/>
-          <w:color w:val="1F3964"/>
+          <w:color w:val="4E7EBA"/>
           <w:sz w:val="24"/>
         </w:rPr>
         <w:t>9.1.1 幂律关系</w:t>
@@ -1227,7 +1227,7 @@
           <w:rFonts w:ascii="Times New Roman" w:hAnsi="Times New Roman" w:eastAsia="微软雅黑"/>
           <w:b/>
           <w:i w:val="0"/>
-          <w:color w:val="1F3964"/>
+          <w:color w:val="4E7EBA"/>
           <w:sz w:val="24"/>
         </w:rPr>
         <w:t>9.1.2 为什么是幂律？</w:t>
@@ -1599,7 +1599,7 @@
           <w:rFonts w:ascii="Times New Roman" w:hAnsi="Times New Roman" w:eastAsia="微软雅黑"/>
           <w:b/>
           <w:i w:val="0"/>
-          <w:color w:val="1F3964"/>
+          <w:color w:val="4E7EBA"/>
           <w:sz w:val="24"/>
         </w:rPr>
         <w:t>9.1.3 数据组成的影响</w:t>
@@ -1877,7 +1877,7 @@
           <w:rFonts w:ascii="Times New Roman" w:hAnsi="Times New Roman" w:eastAsia="微软雅黑"/>
           <w:b/>
           <w:i w:val="0"/>
-          <w:color w:val="1F3964"/>
+          <w:color w:val="4E7EBA"/>
           <w:sz w:val="24"/>
         </w:rPr>
         <w:t>9.1.4 数据重复的影响</w:t>
@@ -2104,7 +2104,7 @@
           <w:rFonts w:ascii="Times New Roman" w:hAnsi="Times New Roman" w:eastAsia="微软雅黑"/>
           <w:b/>
           <w:i w:val="0"/>
-          <w:color w:val="1F3964"/>
+          <w:color w:val="4E7EBA"/>
           <w:sz w:val="27"/>
         </w:rPr>
         <w:t>9.2 模型缩放定律：模型越大越好？</w:t>
@@ -2152,7 +2152,7 @@
           <w:rFonts w:ascii="Times New Roman" w:hAnsi="Times New Roman" w:eastAsia="微软雅黑"/>
           <w:b/>
           <w:i w:val="0"/>
-          <w:color w:val="1F3964"/>
+          <w:color w:val="4E7EBA"/>
           <w:sz w:val="24"/>
         </w:rPr>
         <w:t>9.2.1 参数缩放定律</w:t>
@@ -2347,7 +2347,7 @@
           <w:rFonts w:ascii="Times New Roman" w:hAnsi="Times New Roman" w:eastAsia="微软雅黑"/>
           <w:b/>
           <w:i w:val="0"/>
-          <w:color w:val="1F3964"/>
+          <w:color w:val="4E7EBA"/>
           <w:sz w:val="24"/>
         </w:rPr>
         <w:t>9.2.2 超参数和缩放</w:t>
@@ -3309,7 +3309,7 @@
           <w:rFonts w:ascii="Times New Roman" w:hAnsi="Times New Roman" w:eastAsia="微软雅黑"/>
           <w:b/>
           <w:i w:val="0"/>
-          <w:color w:val="1F3964"/>
+          <w:color w:val="4E7EBA"/>
           <w:sz w:val="27"/>
         </w:rPr>
         <w:t>9.3 联合缩放：模型和数据的最优配比</w:t>
@@ -3442,7 +3442,7 @@
           <w:rFonts w:ascii="Times New Roman" w:hAnsi="Times New Roman" w:eastAsia="微软雅黑"/>
           <w:b/>
           <w:i w:val="0"/>
-          <w:color w:val="1F3964"/>
+          <w:color w:val="4E7EBA"/>
           <w:sz w:val="24"/>
         </w:rPr>
         <w:t>9.3.1 Kaplan 缩放定律</w:t>
@@ -3586,7 +3586,7 @@
           <w:rFonts w:ascii="Times New Roman" w:hAnsi="Times New Roman" w:eastAsia="微软雅黑"/>
           <w:b/>
           <w:i w:val="0"/>
-          <w:color w:val="1F3964"/>
+          <w:color w:val="4E7EBA"/>
           <w:sz w:val="24"/>
         </w:rPr>
         <w:t>9.3.2 Chinchilla 缩放定律</w:t>
@@ -3911,7 +3911,7 @@
           <w:rFonts w:ascii="Times New Roman" w:hAnsi="Times New Roman" w:eastAsia="微软雅黑"/>
           <w:b/>
           <w:i w:val="0"/>
-          <w:color w:val="1F3964"/>
+          <w:color w:val="4E7EBA"/>
           <w:sz w:val="24"/>
         </w:rPr>
         <w:t>9.3.3 三种拟合方法</w:t>
@@ -4375,7 +4375,7 @@
           <w:rFonts w:ascii="Times New Roman" w:hAnsi="Times New Roman" w:eastAsia="微软雅黑"/>
           <w:b/>
           <w:i w:val="0"/>
-          <w:color w:val="1F3964"/>
+          <w:color w:val="4E7EBA"/>
           <w:sz w:val="24"/>
         </w:rPr>
         <w:t>9.3.4 训练最优 ≠ 推理最优</w:t>
@@ -4866,7 +4866,7 @@
           <w:rFonts w:ascii="Times New Roman" w:hAnsi="Times New Roman" w:eastAsia="微软雅黑"/>
           <w:b/>
           <w:i w:val="0"/>
-          <w:color w:val="1F3964"/>
+          <w:color w:val="4E7EBA"/>
           <w:sz w:val="27"/>
         </w:rPr>
         <w:t>9.4 缩放定律的应用</w:t>
@@ -4896,7 +4896,7 @@
           <w:rFonts w:ascii="Times New Roman" w:hAnsi="Times New Roman" w:eastAsia="微软雅黑"/>
           <w:b/>
           <w:i w:val="0"/>
-          <w:color w:val="1F3964"/>
+          <w:color w:val="4E7EBA"/>
           <w:sz w:val="24"/>
         </w:rPr>
         <w:t>9.4.1 超参数调优</w:t>
@@ -5127,7 +5127,7 @@
           <w:rFonts w:ascii="Times New Roman" w:hAnsi="Times New Roman" w:eastAsia="微软雅黑"/>
           <w:b/>
           <w:i w:val="0"/>
-          <w:color w:val="1F3964"/>
+          <w:color w:val="4E7EBA"/>
           <w:sz w:val="24"/>
         </w:rPr>
         <w:t>9.4.2 资源分配</w:t>
@@ -5242,7 +5242,7 @@
           <w:rFonts w:ascii="Times New Roman" w:hAnsi="Times New Roman" w:eastAsia="微软雅黑"/>
           <w:b/>
           <w:i w:val="0"/>
-          <w:color w:val="1F3964"/>
+          <w:color w:val="4E7EBA"/>
           <w:sz w:val="24"/>
         </w:rPr>
         <w:t>9.4.3 预测未来</w:t>
@@ -5418,7 +5418,7 @@
           <w:rFonts w:ascii="Times New Roman" w:hAnsi="Times New Roman" w:eastAsia="微软雅黑"/>
           <w:b/>
           <w:i w:val="0"/>
-          <w:color w:val="1F3964"/>
+          <w:color w:val="4E7EBA"/>
           <w:sz w:val="27"/>
         </w:rPr>
         <w:t>9.5 本讲小结</w:t>
@@ -5816,7 +5816,7 @@
           <w:rFonts w:ascii="Times New Roman" w:hAnsi="Times New Roman" w:eastAsia="微软雅黑"/>
           <w:b/>
           <w:i w:val="0"/>
-          <w:color w:val="1F3964"/>
+          <w:color w:val="4E7EBA"/>
           <w:sz w:val="27"/>
         </w:rPr>
         <w:t>9.6 小白常见问题 Q&amp;A</w:t>
@@ -6214,7 +6214,7 @@
           <w:rFonts w:ascii="Times New Roman" w:hAnsi="Times New Roman" w:eastAsia="微软雅黑"/>
           <w:b/>
           <w:i w:val="0"/>
-          <w:color w:val="1F3964"/>
+          <w:color w:val="4E7EBA"/>
           <w:sz w:val="27"/>
         </w:rPr>
         <w:t>9.7 学习路线图</w:t>
@@ -6512,7 +6512,7 @@
           <w:rFonts w:ascii="Times New Roman" w:hAnsi="Times New Roman" w:eastAsia="微软雅黑"/>
           <w:b/>
           <w:i w:val="0"/>
-          <w:color w:val="1F3964"/>
+          <w:color w:val="4E7EBA"/>
           <w:sz w:val="32"/>
         </w:rPr>
         <w:t>第十讲：推理优化 — 让大模型跑得快、用得起</w:t>
@@ -6528,7 +6528,7 @@
           <w:rFonts w:ascii="Times New Roman" w:hAnsi="Times New Roman" w:eastAsia="微软雅黑"/>
           <w:b/>
           <w:i w:val="0"/>
-          <w:color w:val="1F3964"/>
+          <w:color w:val="4E7EBA"/>
           <w:sz w:val="27"/>
         </w:rPr>
         <w:t>10.0 前置知识：为什么推理很重要？</w:t>
@@ -7435,7 +7435,7 @@
           <w:rFonts w:ascii="Times New Roman" w:hAnsi="Times New Roman" w:eastAsia="微软雅黑"/>
           <w:b/>
           <w:i w:val="0"/>
-          <w:color w:val="1F3964"/>
+          <w:color w:val="4E7EBA"/>
           <w:sz w:val="27"/>
         </w:rPr>
         <w:t>10.1 推理为什么慢？</w:t>
@@ -7465,7 +7465,7 @@
           <w:rFonts w:ascii="Times New Roman" w:hAnsi="Times New Roman" w:eastAsia="微软雅黑"/>
           <w:b/>
           <w:i w:val="0"/>
-          <w:color w:val="1F3964"/>
+          <w:color w:val="4E7EBA"/>
           <w:sz w:val="24"/>
         </w:rPr>
         <w:t>10.1.1 训练 vs 推理</w:t>
@@ -7979,7 +7979,7 @@
           <w:rFonts w:ascii="Times New Roman" w:hAnsi="Times New Roman" w:eastAsia="微软雅黑"/>
           <w:b/>
           <w:i w:val="0"/>
-          <w:color w:val="1F3964"/>
+          <w:color w:val="4E7EBA"/>
           <w:sz w:val="24"/>
         </w:rPr>
         <w:t>10.1.2 朴素推理的问题</w:t>
@@ -8193,7 +8193,7 @@
           <w:rFonts w:ascii="Times New Roman" w:hAnsi="Times New Roman" w:eastAsia="微软雅黑"/>
           <w:b/>
           <w:i w:val="0"/>
-          <w:color w:val="1F3964"/>
+          <w:color w:val="4E7EBA"/>
           <w:sz w:val="27"/>
         </w:rPr>
         <w:t>10.2 KV Cache：推理的"记忆"</w:t>
@@ -8209,7 +8209,7 @@
           <w:rFonts w:ascii="Times New Roman" w:hAnsi="Times New Roman" w:eastAsia="微软雅黑"/>
           <w:b/>
           <w:i w:val="0"/>
-          <w:color w:val="1F3964"/>
+          <w:color w:val="4E7EBA"/>
           <w:sz w:val="24"/>
         </w:rPr>
         <w:t>10.2.1 什么是 KV Cache？</w:t>
@@ -8617,7 +8617,7 @@
           <w:rFonts w:ascii="Times New Roman" w:hAnsi="Times New Roman" w:eastAsia="微软雅黑"/>
           <w:b/>
           <w:i w:val="0"/>
-          <w:color w:val="1F3964"/>
+          <w:color w:val="4E7EBA"/>
           <w:sz w:val="24"/>
         </w:rPr>
         <w:t>10.2.2 KV Cache 有多大？</w:t>
@@ -9071,7 +9071,7 @@
           <w:rFonts w:ascii="Times New Roman" w:hAnsi="Times New Roman" w:eastAsia="微软雅黑"/>
           <w:b/>
           <w:i w:val="0"/>
-          <w:color w:val="1F3964"/>
+          <w:color w:val="4E7EBA"/>
           <w:sz w:val="24"/>
         </w:rPr>
         <w:t>10.2.3 Prefill 和 Decode</w:t>
@@ -9379,7 +9379,7 @@
           <w:rFonts w:ascii="Times New Roman" w:hAnsi="Times New Roman" w:eastAsia="微软雅黑"/>
           <w:b/>
           <w:i w:val="0"/>
-          <w:color w:val="1F3964"/>
+          <w:color w:val="4E7EBA"/>
           <w:sz w:val="27"/>
         </w:rPr>
         <w:t>10.3 有损优化：牺牲一点精度换速度</w:t>
@@ -9441,7 +9441,7 @@
           <w:rFonts w:ascii="Times New Roman" w:hAnsi="Times New Roman" w:eastAsia="微软雅黑"/>
           <w:b/>
           <w:i w:val="0"/>
-          <w:color w:val="1F3964"/>
+          <w:color w:val="4E7EBA"/>
           <w:sz w:val="24"/>
         </w:rPr>
         <w:t>10.3.1 减少 KV Cache 的大小</w:t>
@@ -9862,7 +9862,7 @@
           <w:rFonts w:ascii="Times New Roman" w:hAnsi="Times New Roman" w:eastAsia="微软雅黑"/>
           <w:b/>
           <w:i w:val="0"/>
-          <w:color w:val="1F3964"/>
+          <w:color w:val="4E7EBA"/>
           <w:sz w:val="24"/>
         </w:rPr>
         <w:t>10.3.2 量化（Quantization）</w:t>
@@ -10473,7 +10473,7 @@
           <w:rFonts w:ascii="Times New Roman" w:hAnsi="Times New Roman" w:eastAsia="微软雅黑"/>
           <w:b/>
           <w:i w:val="0"/>
-          <w:color w:val="1F3964"/>
+          <w:color w:val="4E7EBA"/>
           <w:sz w:val="24"/>
         </w:rPr>
         <w:t>10.3.3 剪枝和蒸馏</w:t>
@@ -10811,7 +10811,7 @@
           <w:rFonts w:ascii="Times New Roman" w:hAnsi="Times New Roman" w:eastAsia="微软雅黑"/>
           <w:b/>
           <w:i w:val="0"/>
-          <w:color w:val="1F3964"/>
+          <w:color w:val="4E7EBA"/>
           <w:sz w:val="27"/>
         </w:rPr>
         <w:t>10.4 无损优化：不损失精度的加速</w:t>
@@ -10873,7 +10873,7 @@
           <w:rFonts w:ascii="Times New Roman" w:hAnsi="Times New Roman" w:eastAsia="微软雅黑"/>
           <w:b/>
           <w:i w:val="0"/>
-          <w:color w:val="1F3964"/>
+          <w:color w:val="4E7EBA"/>
           <w:sz w:val="24"/>
         </w:rPr>
         <w:t>10.4.1 什么是投机采样？</w:t>
@@ -11195,7 +11195,7 @@
           <w:rFonts w:ascii="Times New Roman" w:hAnsi="Times New Roman" w:eastAsia="微软雅黑"/>
           <w:b/>
           <w:i w:val="0"/>
-          <w:color w:val="1F3964"/>
+          <w:color w:val="4E7EBA"/>
           <w:sz w:val="24"/>
         </w:rPr>
         <w:t>10.4.2 为什么是无损的？</w:t>
@@ -11285,7 +11285,7 @@
           <w:rFonts w:ascii="Times New Roman" w:hAnsi="Times New Roman" w:eastAsia="微软雅黑"/>
           <w:b/>
           <w:i w:val="0"/>
-          <w:color w:val="1F3964"/>
+          <w:color w:val="4E7EBA"/>
           <w:sz w:val="24"/>
         </w:rPr>
         <w:t>10.4.3 能加速多少？</w:t>
@@ -11547,7 +11547,7 @@
           <w:rFonts w:ascii="Times New Roman" w:hAnsi="Times New Roman" w:eastAsia="微软雅黑"/>
           <w:b/>
           <w:i w:val="0"/>
-          <w:color w:val="1F3964"/>
+          <w:color w:val="4E7EBA"/>
           <w:sz w:val="27"/>
         </w:rPr>
         <w:t>10.5 动态工作负载：处理真实的流量</w:t>
@@ -11719,7 +11719,7 @@
           <w:rFonts w:ascii="Times New Roman" w:hAnsi="Times New Roman" w:eastAsia="微软雅黑"/>
           <w:b/>
           <w:i w:val="0"/>
-          <w:color w:val="1F3964"/>
+          <w:color w:val="4E7EBA"/>
           <w:sz w:val="24"/>
         </w:rPr>
         <w:t>10.5.1 连续批处理（Continuous Batching）</w:t>
@@ -12029,7 +12029,7 @@
           <w:rFonts w:ascii="Times New Roman" w:hAnsi="Times New Roman" w:eastAsia="微软雅黑"/>
           <w:b/>
           <w:i w:val="0"/>
-          <w:color w:val="1F3964"/>
+          <w:color w:val="4E7EBA"/>
           <w:sz w:val="24"/>
         </w:rPr>
         <w:t>10.5.2 PagedAttention：KV Cache 的"虚拟内存"</w:t>
@@ -12445,7 +12445,7 @@
           <w:rFonts w:ascii="Times New Roman" w:hAnsi="Times New Roman" w:eastAsia="微软雅黑"/>
           <w:b/>
           <w:i w:val="0"/>
-          <w:color w:val="1F3964"/>
+          <w:color w:val="4E7EBA"/>
           <w:sz w:val="24"/>
         </w:rPr>
         <w:t>10.5.3 RadixAttention：前缀缓存</w:t>
@@ -12793,7 +12793,7 @@
           <w:rFonts w:ascii="Times New Roman" w:hAnsi="Times New Roman" w:eastAsia="微软雅黑"/>
           <w:b/>
           <w:i w:val="0"/>
-          <w:color w:val="1F3964"/>
+          <w:color w:val="4E7EBA"/>
           <w:sz w:val="27"/>
         </w:rPr>
         <w:t>10.6 推理框架和工具</w:t>
@@ -13139,7 +13139,7 @@
           <w:rFonts w:ascii="Times New Roman" w:hAnsi="Times New Roman" w:eastAsia="微软雅黑"/>
           <w:b/>
           <w:i w:val="0"/>
-          <w:color w:val="1F3964"/>
+          <w:color w:val="4E7EBA"/>
           <w:sz w:val="27"/>
         </w:rPr>
         <w:t>10.7 本讲小结</w:t>
@@ -13613,7 +13613,7 @@
           <w:rFonts w:ascii="Times New Roman" w:hAnsi="Times New Roman" w:eastAsia="微软雅黑"/>
           <w:b/>
           <w:i w:val="0"/>
-          <w:color w:val="1F3964"/>
+          <w:color w:val="4E7EBA"/>
           <w:sz w:val="27"/>
         </w:rPr>
         <w:t>10.8 小白常见问题 Q&amp;A</w:t>
@@ -14200,7 +14200,7 @@
           <w:rFonts w:ascii="Times New Roman" w:hAnsi="Times New Roman" w:eastAsia="微软雅黑"/>
           <w:b/>
           <w:i w:val="0"/>
-          <w:color w:val="1F3964"/>
+          <w:color w:val="4E7EBA"/>
           <w:sz w:val="27"/>
         </w:rPr>
         <w:t>10.9 学习路线图</w:t>
@@ -14522,7 +14522,7 @@
           <w:rFonts w:ascii="Times New Roman" w:hAnsi="Times New Roman" w:eastAsia="微软雅黑"/>
           <w:b/>
           <w:i w:val="0"/>
-          <w:color w:val="1F3964"/>
+          <w:color w:val="4E7EBA"/>
           <w:sz w:val="32"/>
         </w:rPr>
         <w:t>第十一讲：缩放定律案例研究 — 实际中怎么做大模型</w:t>
@@ -14538,7 +14538,7 @@
           <w:rFonts w:ascii="Times New Roman" w:hAnsi="Times New Roman" w:eastAsia="微软雅黑"/>
           <w:b/>
           <w:i w:val="0"/>
-          <w:color w:val="1F3964"/>
+          <w:color w:val="4E7EBA"/>
           <w:sz w:val="27"/>
         </w:rPr>
         <w:t>11.0 前置知识：从理论到实践</w:t>
@@ -14833,7 +14833,7 @@
           <w:rFonts w:ascii="Times New Roman" w:hAnsi="Times New Roman" w:eastAsia="微软雅黑"/>
           <w:b/>
           <w:i w:val="0"/>
-          <w:color w:val="1F3964"/>
+          <w:color w:val="4E7EBA"/>
           <w:sz w:val="27"/>
         </w:rPr>
         <w:t>11.1 案例一：MiniCPM — 用 muP 做小而强的模型</w:t>
@@ -14927,7 +14927,7 @@
           <w:rFonts w:ascii="Times New Roman" w:hAnsi="Times New Roman" w:eastAsia="微软雅黑"/>
           <w:b/>
           <w:i w:val="0"/>
-          <w:color w:val="1F3964"/>
+          <w:color w:val="4E7EBA"/>
           <w:sz w:val="24"/>
         </w:rPr>
         <w:t>11.1.1 什么是 muP？</w:t>
@@ -15217,7 +15217,7 @@
           <w:rFonts w:ascii="Times New Roman" w:hAnsi="Times New Roman" w:eastAsia="微软雅黑"/>
           <w:b/>
           <w:i w:val="0"/>
-          <w:color w:val="1F3964"/>
+          <w:color w:val="4E7EBA"/>
           <w:sz w:val="24"/>
         </w:rPr>
         <w:t>11.1.2 MiniCPM 的缩放策略</w:t>
@@ -15447,7 +15447,7 @@
           <w:rFonts w:ascii="Times New Roman" w:hAnsi="Times New Roman" w:eastAsia="微软雅黑"/>
           <w:b/>
           <w:i w:val="0"/>
-          <w:color w:val="1F3964"/>
+          <w:color w:val="4E7EBA"/>
           <w:sz w:val="24"/>
         </w:rPr>
         <w:t>11.1.3 WSD 学习率：让缩放分析更便宜</w:t>
@@ -15846,7 +15846,7 @@
           <w:rFonts w:ascii="Times New Roman" w:hAnsi="Times New Roman" w:eastAsia="微软雅黑"/>
           <w:b/>
           <w:i w:val="0"/>
-          <w:color w:val="1F3964"/>
+          <w:color w:val="4E7EBA"/>
           <w:sz w:val="24"/>
         </w:rPr>
         <w:t>11.1.4 MiniCPM 的发现</w:t>
@@ -15989,7 +15989,7 @@
           <w:rFonts w:ascii="Times New Roman" w:hAnsi="Times New Roman" w:eastAsia="微软雅黑"/>
           <w:b/>
           <w:i w:val="0"/>
-          <w:color w:val="1F3964"/>
+          <w:color w:val="4E7EBA"/>
           <w:sz w:val="27"/>
         </w:rPr>
         <w:t>11.2 案例二：DeepSeek — 不用 muP 的缩放</w:t>
@@ -16083,7 +16083,7 @@
           <w:rFonts w:ascii="Times New Roman" w:hAnsi="Times New Roman" w:eastAsia="微软雅黑"/>
           <w:b/>
           <w:i w:val="0"/>
-          <w:color w:val="1F3964"/>
+          <w:color w:val="4E7EBA"/>
           <w:sz w:val="24"/>
         </w:rPr>
         <w:t>11.2.1 DeepSeek 的缩放策略</w:t>
@@ -16335,7 +16335,7 @@
           <w:rFonts w:ascii="Times New Roman" w:hAnsi="Times New Roman" w:eastAsia="微软雅黑"/>
           <w:b/>
           <w:i w:val="0"/>
-          <w:color w:val="1F3964"/>
+          <w:color w:val="4E7EBA"/>
           <w:sz w:val="24"/>
         </w:rPr>
         <w:t>11.2.2 DeepSeek 的发现</w:t>
@@ -16511,7 +16511,7 @@
           <w:rFonts w:ascii="Times New Roman" w:hAnsi="Times New Roman" w:eastAsia="微软雅黑"/>
           <w:b/>
           <w:i w:val="0"/>
-          <w:color w:val="1F3964"/>
+          <w:color w:val="4E7EBA"/>
           <w:sz w:val="27"/>
         </w:rPr>
         <w:t>11.3 其他模型的缩放实践</w:t>
@@ -16541,7 +16541,7 @@
           <w:rFonts w:ascii="Times New Roman" w:hAnsi="Times New Roman" w:eastAsia="微软雅黑"/>
           <w:b/>
           <w:i w:val="0"/>
-          <w:color w:val="1F3964"/>
+          <w:color w:val="4E7EBA"/>
           <w:sz w:val="24"/>
         </w:rPr>
         <w:t>11.3.1 Qwen 系列</w:t>
@@ -16599,7 +16599,7 @@
           <w:rFonts w:ascii="Times New Roman" w:hAnsi="Times New Roman" w:eastAsia="微软雅黑"/>
           <w:b/>
           <w:i w:val="0"/>
-          <w:color w:val="1F3964"/>
+          <w:color w:val="4E7EBA"/>
           <w:sz w:val="24"/>
         </w:rPr>
         <w:t>11.3.2 LLaMA 3</w:t>
@@ -16643,7 +16643,7 @@
           <w:rFonts w:ascii="Times New Roman" w:hAnsi="Times New Roman" w:eastAsia="微软雅黑"/>
           <w:b/>
           <w:i w:val="0"/>
-          <w:color w:val="1F3964"/>
+          <w:color w:val="4E7EBA"/>
           <w:sz w:val="24"/>
         </w:rPr>
         <w:t>11.3.3 Kimi K2</w:t>
@@ -16687,7 +16687,7 @@
           <w:rFonts w:ascii="Times New Roman" w:hAnsi="Times New Roman" w:eastAsia="微软雅黑"/>
           <w:b/>
           <w:i w:val="0"/>
-          <w:color w:val="1F3964"/>
+          <w:color w:val="4E7EBA"/>
           <w:sz w:val="24"/>
         </w:rPr>
         <w:t>11.3.4 Hunyuan</w:t>
@@ -16901,7 +16901,7 @@
           <w:rFonts w:ascii="Times New Roman" w:hAnsi="Times New Roman" w:eastAsia="微软雅黑"/>
           <w:b/>
           <w:i w:val="0"/>
-          <w:color w:val="1F3964"/>
+          <w:color w:val="4E7EBA"/>
           <w:sz w:val="27"/>
         </w:rPr>
         <w:t>11.4 优化器和缩放</w:t>
@@ -16949,7 +16949,7 @@
           <w:rFonts w:ascii="Times New Roman" w:hAnsi="Times New Roman" w:eastAsia="微软雅黑"/>
           <w:b/>
           <w:i w:val="0"/>
-          <w:color w:val="1F3964"/>
+          <w:color w:val="4E7EBA"/>
           <w:sz w:val="24"/>
         </w:rPr>
         <w:t>11.4.1 优化器的选择</w:t>
@@ -17147,7 +17147,7 @@
           <w:rFonts w:ascii="Times New Roman" w:hAnsi="Times New Roman" w:eastAsia="微软雅黑"/>
           <w:b/>
           <w:i w:val="0"/>
-          <w:color w:val="1F3964"/>
+          <w:color w:val="4E7EBA"/>
           <w:sz w:val="24"/>
         </w:rPr>
         <w:t>11.4.2 Muon 优化器</w:t>
@@ -17447,7 +17447,7 @@
           <w:rFonts w:ascii="Times New Roman" w:hAnsi="Times New Roman" w:eastAsia="微软雅黑"/>
           <w:b/>
           <w:i w:val="0"/>
-          <w:color w:val="1F3964"/>
+          <w:color w:val="4E7EBA"/>
           <w:sz w:val="27"/>
         </w:rPr>
         <w:t>11.5 muP 深入：它到底是怎么工作的？</w:t>
@@ -17491,7 +17491,7 @@
           <w:rFonts w:ascii="Times New Roman" w:hAnsi="Times New Roman" w:eastAsia="微软雅黑"/>
           <w:b/>
           <w:i w:val="0"/>
-          <w:color w:val="1F3964"/>
+          <w:color w:val="4E7EBA"/>
           <w:sz w:val="24"/>
         </w:rPr>
         <w:t>11.5.1 muP 的两个条件</w:t>
@@ -17659,7 +17659,7 @@
           <w:rFonts w:ascii="Times New Roman" w:hAnsi="Times New Roman" w:eastAsia="微软雅黑"/>
           <w:b/>
           <w:i w:val="0"/>
-          <w:color w:val="1F3964"/>
+          <w:color w:val="4E7EBA"/>
           <w:sz w:val="24"/>
         </w:rPr>
         <w:t>11.5.2 怎么实现？</w:t>
@@ -17816,7 +17816,7 @@
           <w:rFonts w:ascii="Times New Roman" w:hAnsi="Times New Roman" w:eastAsia="微软雅黑"/>
           <w:b/>
           <w:i w:val="0"/>
-          <w:color w:val="1F3964"/>
+          <w:color w:val="4E7EBA"/>
           <w:sz w:val="24"/>
         </w:rPr>
         <w:t>11.5.3 muP 好用吗？</w:t>
@@ -18170,7 +18170,7 @@
           <w:rFonts w:ascii="Times New Roman" w:hAnsi="Times New Roman" w:eastAsia="微软雅黑"/>
           <w:b/>
           <w:i w:val="0"/>
-          <w:color w:val="1F3964"/>
+          <w:color w:val="4E7EBA"/>
           <w:sz w:val="27"/>
         </w:rPr>
         <w:t>11.6 缩放实践的经验总结</w:t>
@@ -18200,7 +18200,7 @@
           <w:rFonts w:ascii="Times New Roman" w:hAnsi="Times New Roman" w:eastAsia="微软雅黑"/>
           <w:b/>
           <w:i w:val="0"/>
-          <w:color w:val="1F3964"/>
+          <w:color w:val="4E7EBA"/>
           <w:sz w:val="24"/>
         </w:rPr>
         <w:t>11.6.1 缩放分析的一般流程</w:t>
@@ -18395,7 +18395,7 @@
           <w:rFonts w:ascii="Times New Roman" w:hAnsi="Times New Roman" w:eastAsia="微软雅黑"/>
           <w:b/>
           <w:i w:val="0"/>
-          <w:color w:val="1F3964"/>
+          <w:color w:val="4E7EBA"/>
           <w:sz w:val="24"/>
         </w:rPr>
         <w:t>11.6.2 降低成本的技巧</w:t>
@@ -18557,7 +18557,7 @@
           <w:rFonts w:ascii="Times New Roman" w:hAnsi="Times New Roman" w:eastAsia="微软雅黑"/>
           <w:b/>
           <w:i w:val="0"/>
-          <w:color w:val="1F3964"/>
+          <w:color w:val="4E7EBA"/>
           <w:sz w:val="24"/>
         </w:rPr>
         <w:t>11.6.3 常见的坑</w:t>
@@ -18983,7 +18983,7 @@
           <w:rFonts w:ascii="Times New Roman" w:hAnsi="Times New Roman" w:eastAsia="微软雅黑"/>
           <w:b/>
           <w:i w:val="0"/>
-          <w:color w:val="1F3964"/>
+          <w:color w:val="4E7EBA"/>
           <w:sz w:val="27"/>
         </w:rPr>
         <w:t>11.7 本讲小结</w:t>
@@ -19333,7 +19333,7 @@
           <w:rFonts w:ascii="Times New Roman" w:hAnsi="Times New Roman" w:eastAsia="微软雅黑"/>
           <w:b/>
           <w:i w:val="0"/>
-          <w:color w:val="1F3964"/>
+          <w:color w:val="4E7EBA"/>
           <w:sz w:val="27"/>
         </w:rPr>
         <w:t>11.8 小白常见问题 Q&amp;A</w:t>
@@ -19713,7 +19713,7 @@
           <w:rFonts w:ascii="Times New Roman" w:hAnsi="Times New Roman" w:eastAsia="微软雅黑"/>
           <w:b/>
           <w:i w:val="0"/>
-          <w:color w:val="1F3964"/>
+          <w:color w:val="4E7EBA"/>
           <w:sz w:val="27"/>
         </w:rPr>
         <w:t>11.9 学习路线图</w:t>
@@ -19982,7 +19982,7 @@
           <w:rFonts w:ascii="Times New Roman" w:hAnsi="Times New Roman" w:eastAsia="微软雅黑"/>
           <w:b/>
           <w:i w:val="0"/>
-          <w:color w:val="1F3964"/>
+          <w:color w:val="4E7EBA"/>
           <w:sz w:val="32"/>
         </w:rPr>
         <w:t>模块小结：Scaling Laws 与推理（L9-L11）</w:t>
@@ -20827,7 +20827,7 @@
       <w:rFonts w:asciiTheme="majorHAnsi" w:eastAsiaTheme="majorEastAsia" w:hAnsiTheme="majorHAnsi" w:cstheme="majorBidi" w:eastAsia="微软雅黑"/>
       <w:b/>
       <w:bCs/>
-      <w:color w:val="365F91" w:themeColor="accent1" w:themeShade="BF"/>
+      <w:color w:val="4E7EBA"/>
       <w:sz w:val="28"/>
       <w:szCs w:val="28"/>
     </w:rPr>
@@ -20851,7 +20851,7 @@
       <w:rFonts w:asciiTheme="majorHAnsi" w:eastAsiaTheme="majorEastAsia" w:hAnsiTheme="majorHAnsi" w:cstheme="majorBidi" w:eastAsia="微软雅黑"/>
       <w:b/>
       <w:bCs/>
-      <w:color w:val="4F81BD" w:themeColor="accent1"/>
+      <w:color w:val="4E7EBA"/>
       <w:sz w:val="26"/>
       <w:szCs w:val="26"/>
     </w:rPr>
@@ -20875,7 +20875,7 @@
       <w:rFonts w:asciiTheme="majorHAnsi" w:eastAsiaTheme="majorEastAsia" w:hAnsiTheme="majorHAnsi" w:cstheme="majorBidi" w:eastAsia="微软雅黑"/>
       <w:b/>
       <w:bCs/>
-      <w:color w:val="4F81BD" w:themeColor="accent1"/>
+      <w:color w:val="4E7EBA"/>
     </w:rPr>
   </w:style>
   <w:style w:type="paragraph" w:styleId="Heading4">
@@ -20900,7 +20900,7 @@
       <w:bCs/>
       <w:i/>
       <w:iCs/>
-      <w:color w:val="4F81BD" w:themeColor="accent1"/>
+      <w:color w:val="4E7EBA"/>
     </w:rPr>
   </w:style>
   <w:style w:type="paragraph" w:styleId="Heading5">
